--- a/00-首页/题组Word/第一轮习题集/化学原理/化学平衡习题集-学生版-打印版.docx
+++ b/00-首页/题组Word/第一轮习题集/化学原理/化学平衡习题集-学生版-打印版.docx
@@ -4763,7 +4763,7 @@
           </m:e>
           <m:sup>
             <m:r>
-              <m:t>​</m:t>
+              <m:t xml:space="preserve"> </m:t>
             </m:r>
           </m:sup>
         </m:sSup>
@@ -12222,7 +12222,7 @@
           </m:e>
           <m:sup>
             <m:r>
-              <m:t>​</m:t>
+              <m:t xml:space="preserve"> </m:t>
             </m:r>
           </m:sup>
         </m:sSup>
@@ -20962,7 +20962,7 @@
           </m:e>
           <m:sup>
             <m:r>
-              <m:t>​</m:t>
+              <m:t xml:space="preserve"> </m:t>
             </m:r>
           </m:sup>
         </m:sSup>
@@ -21747,7 +21747,7 @@
           </m:e>
           <m:sup>
             <m:r>
-              <m:t>​</m:t>
+              <m:t xml:space="preserve"> </m:t>
             </m:r>
           </m:sup>
         </m:sSup>
@@ -37710,7 +37710,7 @@
           </m:e>
           <m:sup>
             <m:r>
-              <m:t>​</m:t>
+              <m:t xml:space="preserve"> </m:t>
             </m:r>
           </m:sup>
         </m:sSup>

--- a/00-首页/题组Word/第一轮习题集/化学原理/化学平衡习题集-学生版-打印版.docx
+++ b/00-首页/题组Word/第一轮习题集/化学原理/化学平衡习题集-学生版-打印版.docx
@@ -68,6 +68,14 @@
         <w:tblStyle w:val="Table"/>
         <w:tblW w:type="pct" w:w="5000"/>
         <w:tblLayout w:type="fixed"/>
+        <w:tblBorders>
+          <w:top w:val="single" w:sz="12" w:space="0" w:color="000000"/>
+          <w:left w:val="none" w:sz="0" w:space="0" w:color="auto"/>
+          <w:bottom w:val="single" w:sz="12" w:space="0" w:color="000000"/>
+          <w:right w:val="none" w:sz="0" w:space="0" w:color="auto"/>
+          <w:insideH w:val="none" w:sz="0" w:space="0" w:color="auto"/>
+          <w:insideV w:val="none" w:sz="0" w:space="0" w:color="auto"/>
+        </w:tblBorders>
         <w:tblLook w:firstRow="1" w:lastRow="0" w:firstColumn="0" w:lastColumn="0" w:noHBand="0" w:noVBand="0" w:val="0020"/>
       </w:tblPr>
       <w:tblGrid>
@@ -81,7 +89,11 @@
           <w:tblHeader w:val="on"/>
         </w:trPr>
         <w:tc>
-          <w:tcPr/>
+          <w:tcPr>
+            <w:tcBorders>
+              <w:bottom w:val="single" w:sz="8" w:space="0" w:color="000000"/>
+            </w:tcBorders>
+          </w:tcPr>
           <w:p>
             <w:pPr>
               <w:pStyle w:val="Compact"/>
@@ -97,7 +109,11 @@
           </w:p>
         </w:tc>
         <w:tc>
-          <w:tcPr/>
+          <w:tcPr>
+            <w:tcBorders>
+              <w:bottom w:val="single" w:sz="8" w:space="0" w:color="000000"/>
+            </w:tcBorders>
+          </w:tcPr>
           <w:p>
             <w:pPr>
               <w:pStyle w:val="Compact"/>
@@ -113,7 +129,11 @@
           </w:p>
         </w:tc>
         <w:tc>
-          <w:tcPr/>
+          <w:tcPr>
+            <w:tcBorders>
+              <w:bottom w:val="single" w:sz="8" w:space="0" w:color="000000"/>
+            </w:tcBorders>
+          </w:tcPr>
           <w:p>
             <w:pPr>
               <w:pStyle w:val="Compact"/>
@@ -129,7 +149,11 @@
           </w:p>
         </w:tc>
         <w:tc>
-          <w:tcPr/>
+          <w:tcPr>
+            <w:tcBorders>
+              <w:bottom w:val="single" w:sz="8" w:space="0" w:color="000000"/>
+            </w:tcBorders>
+          </w:tcPr>
           <w:p>
             <w:pPr>
               <w:pStyle w:val="Compact"/>
@@ -5901,6 +5925,14 @@
         <w:tblStyle w:val="Table"/>
         <w:tblW w:type="pct" w:w="5000"/>
         <w:tblLayout w:type="fixed"/>
+        <w:tblBorders>
+          <w:top w:val="single" w:sz="12" w:space="0" w:color="000000"/>
+          <w:left w:val="none" w:sz="0" w:space="0" w:color="auto"/>
+          <w:bottom w:val="single" w:sz="12" w:space="0" w:color="000000"/>
+          <w:right w:val="none" w:sz="0" w:space="0" w:color="auto"/>
+          <w:insideH w:val="none" w:sz="0" w:space="0" w:color="auto"/>
+          <w:insideV w:val="none" w:sz="0" w:space="0" w:color="auto"/>
+        </w:tblBorders>
         <w:tblLook w:firstRow="1" w:lastRow="0" w:firstColumn="0" w:lastColumn="0" w:noHBand="0" w:noVBand="0" w:val="0020"/>
       </w:tblPr>
       <w:tblGrid>
@@ -5914,7 +5946,11 @@
           <w:tblHeader w:val="on"/>
         </w:trPr>
         <w:tc>
-          <w:tcPr/>
+          <w:tcPr>
+            <w:tcBorders>
+              <w:bottom w:val="single" w:sz="8" w:space="0" w:color="000000"/>
+            </w:tcBorders>
+          </w:tcPr>
           <w:p>
             <w:pPr>
               <w:pStyle w:val="Compact"/>
@@ -5930,7 +5966,11 @@
           </w:p>
         </w:tc>
         <w:tc>
-          <w:tcPr/>
+          <w:tcPr>
+            <w:tcBorders>
+              <w:bottom w:val="single" w:sz="8" w:space="0" w:color="000000"/>
+            </w:tcBorders>
+          </w:tcPr>
           <w:p>
             <w:pPr>
               <w:pStyle w:val="Compact"/>
@@ -5996,7 +6036,11 @@
           </w:p>
         </w:tc>
         <w:tc>
-          <w:tcPr/>
+          <w:tcPr>
+            <w:tcBorders>
+              <w:bottom w:val="single" w:sz="8" w:space="0" w:color="000000"/>
+            </w:tcBorders>
+          </w:tcPr>
           <w:p>
             <w:pPr>
               <w:pStyle w:val="Compact"/>
@@ -6062,7 +6106,11 @@
           </w:p>
         </w:tc>
         <w:tc>
-          <w:tcPr/>
+          <w:tcPr>
+            <w:tcBorders>
+              <w:bottom w:val="single" w:sz="8" w:space="0" w:color="000000"/>
+            </w:tcBorders>
+          </w:tcPr>
           <w:p>
             <w:pPr>
               <w:pStyle w:val="Compact"/>
@@ -6696,6 +6744,14 @@
       <w:tblPr>
         <w:tblStyle w:val="Table"/>
         <w:tblW w:type="auto" w:w="0"/>
+        <w:tblBorders>
+          <w:top w:val="single" w:sz="12" w:space="0" w:color="000000"/>
+          <w:left w:val="none" w:sz="0" w:space="0" w:color="auto"/>
+          <w:bottom w:val="single" w:sz="12" w:space="0" w:color="000000"/>
+          <w:right w:val="none" w:sz="0" w:space="0" w:color="auto"/>
+          <w:insideH w:val="none" w:sz="0" w:space="0" w:color="auto"/>
+          <w:insideV w:val="none" w:sz="0" w:space="0" w:color="auto"/>
+        </w:tblBorders>
         <w:tblLook w:firstRow="1" w:lastRow="0" w:firstColumn="0" w:lastColumn="0" w:noHBand="0" w:noVBand="0" w:val="0020"/>
       </w:tblPr>
       <w:tblGrid>
@@ -6711,7 +6767,11 @@
           <w:tblHeader w:val="on"/>
         </w:trPr>
         <w:tc>
-          <w:tcPr/>
+          <w:tcPr>
+            <w:tcBorders>
+              <w:bottom w:val="single" w:sz="8" w:space="0" w:color="000000"/>
+            </w:tcBorders>
+          </w:tcPr>
           <w:p>
             <w:pPr>
               <w:pStyle w:val="Compact"/>
@@ -6732,7 +6792,11 @@
           </w:p>
         </w:tc>
         <w:tc>
-          <w:tcPr/>
+          <w:tcPr>
+            <w:tcBorders>
+              <w:bottom w:val="single" w:sz="8" w:space="0" w:color="000000"/>
+            </w:tcBorders>
+          </w:tcPr>
           <w:p>
             <w:pPr>
               <w:pStyle w:val="Compact"/>
@@ -6748,7 +6812,11 @@
           </w:p>
         </w:tc>
         <w:tc>
-          <w:tcPr/>
+          <w:tcPr>
+            <w:tcBorders>
+              <w:bottom w:val="single" w:sz="8" w:space="0" w:color="000000"/>
+            </w:tcBorders>
+          </w:tcPr>
           <w:p>
             <w:pPr>
               <w:pStyle w:val="Compact"/>
@@ -6764,7 +6832,11 @@
           </w:p>
         </w:tc>
         <w:tc>
-          <w:tcPr/>
+          <w:tcPr>
+            <w:tcBorders>
+              <w:bottom w:val="single" w:sz="8" w:space="0" w:color="000000"/>
+            </w:tcBorders>
+          </w:tcPr>
           <w:p>
             <w:pPr>
               <w:pStyle w:val="Compact"/>
@@ -6780,7 +6852,11 @@
           </w:p>
         </w:tc>
         <w:tc>
-          <w:tcPr/>
+          <w:tcPr>
+            <w:tcBorders>
+              <w:bottom w:val="single" w:sz="8" w:space="0" w:color="000000"/>
+            </w:tcBorders>
+          </w:tcPr>
           <w:p>
             <w:pPr>
               <w:pStyle w:val="Compact"/>
@@ -6796,7 +6872,11 @@
           </w:p>
         </w:tc>
         <w:tc>
-          <w:tcPr/>
+          <w:tcPr>
+            <w:tcBorders>
+              <w:bottom w:val="single" w:sz="8" w:space="0" w:color="000000"/>
+            </w:tcBorders>
+          </w:tcPr>
           <w:p>
             <w:pPr>
               <w:pStyle w:val="Compact"/>
@@ -21507,8 +21587,8 @@
     <w:p>
       <w:pPr>
         <w:pStyle w:val="BodyText"/>
+        <w:spacing w:before="0" w:after="0"/>
         <w:ind w:left="480" w:hanging="480"/>
-        <w:spacing w:after="0"/>
       </w:pPr>
       <w:r>
         <w:rPr>
@@ -21532,33 +21612,33 @@
     <w:p>
       <w:pPr>
         <w:pStyle w:val="BodyText"/>
+        <w:spacing w:before="0" w:after="0"/>
         <w:ind w:left="480" w:hanging="480"/>
+      </w:pPr>
+      <w:r>
+        <w:rPr>
+          <w:rFonts w:ascii="Times New Roman" w:hAnsi="Times New Roman" w:eastAsia="Times New Roman" w:cs="Times New Roman"/>
+        </w:rPr>
+        <w:t xml:space="preserve">B. </w:t>
+      </w:r>
+      <w:r>
+        <w:rPr>
+          <w:rFonts w:hint="eastAsia" w:ascii="Times New Roman" w:hAnsi="Times New Roman" w:eastAsia="FangSong" w:cs="Times New Roman"/>
+        </w:rPr>
+        <w:t xml:space="preserve">不变化</w:t>
+      </w:r>
+      <w:r>
+        <w:rPr>
+          <w:rFonts w:ascii="Times New Roman" w:hAnsi="Times New Roman" w:eastAsia="Times New Roman" w:cs="Times New Roman"/>
+        </w:rPr>
+        <w:t xml:space="preserve">　</w:t>
+      </w:r>
+    </w:p>
+    <w:p>
+      <w:pPr>
+        <w:pStyle w:val="BodyText"/>
         <w:spacing w:before="0" w:after="0"/>
-      </w:pPr>
-      <w:r>
-        <w:rPr>
-          <w:rFonts w:ascii="Times New Roman" w:hAnsi="Times New Roman" w:eastAsia="Times New Roman" w:cs="Times New Roman"/>
-        </w:rPr>
-        <w:t xml:space="preserve">B. </w:t>
-      </w:r>
-      <w:r>
-        <w:rPr>
-          <w:rFonts w:hint="eastAsia" w:ascii="Times New Roman" w:hAnsi="Times New Roman" w:eastAsia="FangSong" w:cs="Times New Roman"/>
-        </w:rPr>
-        <w:t xml:space="preserve">不变化</w:t>
-      </w:r>
-      <w:r>
-        <w:rPr>
-          <w:rFonts w:ascii="Times New Roman" w:hAnsi="Times New Roman" w:eastAsia="Times New Roman" w:cs="Times New Roman"/>
-        </w:rPr>
-        <w:t xml:space="preserve">　</w:t>
-      </w:r>
-    </w:p>
-    <w:p>
-      <w:pPr>
-        <w:pStyle w:val="BodyText"/>
         <w:ind w:left="480" w:hanging="480"/>
-        <w:spacing w:before="0" w:after="180"/>
       </w:pPr>
       <w:r>
         <w:rPr>
@@ -27511,6 +27591,14 @@
         <w:tblStyle w:val="Table"/>
         <w:tblW w:type="pct" w:w="5000"/>
         <w:tblLayout w:type="fixed"/>
+        <w:tblBorders>
+          <w:top w:val="single" w:sz="12" w:space="0" w:color="000000"/>
+          <w:left w:val="none" w:sz="0" w:space="0" w:color="auto"/>
+          <w:bottom w:val="single" w:sz="12" w:space="0" w:color="000000"/>
+          <w:right w:val="none" w:sz="0" w:space="0" w:color="auto"/>
+          <w:insideH w:val="none" w:sz="0" w:space="0" w:color="auto"/>
+          <w:insideV w:val="none" w:sz="0" w:space="0" w:color="auto"/>
+        </w:tblBorders>
         <w:tblLook w:firstRow="1" w:lastRow="0" w:firstColumn="0" w:lastColumn="0" w:noHBand="0" w:noVBand="0" w:val="0020"/>
       </w:tblPr>
       <w:tblGrid>
@@ -27525,7 +27613,11 @@
           <w:tblHeader w:val="on"/>
         </w:trPr>
         <w:tc>
-          <w:tcPr/>
+          <w:tcPr>
+            <w:tcBorders>
+              <w:bottom w:val="single" w:sz="8" w:space="0" w:color="000000"/>
+            </w:tcBorders>
+          </w:tcPr>
           <w:p>
             <w:pPr>
               <w:pStyle w:val="Compact"/>
@@ -27541,7 +27633,11 @@
           </w:p>
         </w:tc>
         <w:tc>
-          <w:tcPr/>
+          <w:tcPr>
+            <w:tcBorders>
+              <w:bottom w:val="single" w:sz="8" w:space="0" w:color="000000"/>
+            </w:tcBorders>
+          </w:tcPr>
           <w:p>
             <w:pPr>
               <w:pStyle w:val="Compact"/>
@@ -27589,7 +27685,11 @@
           </w:p>
         </w:tc>
         <w:tc>
-          <w:tcPr/>
+          <w:tcPr>
+            <w:tcBorders>
+              <w:bottom w:val="single" w:sz="8" w:space="0" w:color="000000"/>
+            </w:tcBorders>
+          </w:tcPr>
           <w:p>
             <w:pPr>
               <w:pStyle w:val="Compact"/>
@@ -27649,7 +27749,11 @@
           </w:p>
         </w:tc>
         <w:tc>
-          <w:tcPr/>
+          <w:tcPr>
+            <w:tcBorders>
+              <w:bottom w:val="single" w:sz="8" w:space="0" w:color="000000"/>
+            </w:tcBorders>
+          </w:tcPr>
           <w:p>
             <w:pPr>
               <w:pStyle w:val="Compact"/>
@@ -27715,7 +27819,11 @@
           </w:p>
         </w:tc>
         <w:tc>
-          <w:tcPr/>
+          <w:tcPr>
+            <w:tcBorders>
+              <w:bottom w:val="single" w:sz="8" w:space="0" w:color="000000"/>
+            </w:tcBorders>
+          </w:tcPr>
           <w:p>
             <w:pPr>
               <w:pStyle w:val="Compact"/>
@@ -34856,6 +34964,14 @@
       <w:tblPr>
         <w:tblStyle w:val="Table"/>
         <w:tblW w:type="auto" w:w="0"/>
+        <w:tblBorders>
+          <w:top w:val="single" w:sz="12" w:space="0" w:color="000000"/>
+          <w:left w:val="none" w:sz="0" w:space="0" w:color="auto"/>
+          <w:bottom w:val="single" w:sz="12" w:space="0" w:color="000000"/>
+          <w:right w:val="none" w:sz="0" w:space="0" w:color="auto"/>
+          <w:insideH w:val="none" w:sz="0" w:space="0" w:color="auto"/>
+          <w:insideV w:val="none" w:sz="0" w:space="0" w:color="auto"/>
+        </w:tblBorders>
         <w:tblLook w:firstRow="1" w:lastRow="0" w:firstColumn="0" w:lastColumn="0" w:noHBand="0" w:noVBand="0" w:val="0020"/>
       </w:tblPr>
       <w:tblGrid>
@@ -34867,7 +34983,11 @@
           <w:tblHeader w:val="on"/>
         </w:trPr>
         <w:tc>
-          <w:tcPr/>
+          <w:tcPr>
+            <w:tcBorders>
+              <w:bottom w:val="single" w:sz="8" w:space="0" w:color="000000"/>
+            </w:tcBorders>
+          </w:tcPr>
           <w:p>
             <w:pPr>
               <w:pStyle w:val="Compact"/>
@@ -34883,7 +35003,11 @@
           </w:p>
         </w:tc>
         <w:tc>
-          <w:tcPr/>
+          <w:tcPr>
+            <w:tcBorders>
+              <w:bottom w:val="single" w:sz="8" w:space="0" w:color="000000"/>
+            </w:tcBorders>
+          </w:tcPr>
           <w:p>
             <w:pPr>
               <w:pStyle w:val="Compact"/>
@@ -36271,8 +36395,8 @@
     <w:p>
       <w:pPr>
         <w:pStyle w:val="BodyText"/>
+        <w:spacing w:before="0" w:after="0"/>
         <w:ind w:left="480" w:hanging="480"/>
-        <w:spacing w:after="0"/>
       </w:pPr>
       <w:r>
         <w:rPr>
@@ -36284,34 +36408,34 @@
     <w:p>
       <w:pPr>
         <w:pStyle w:val="BodyText"/>
+        <w:spacing w:before="0" w:after="0"/>
         <w:ind w:left="480" w:hanging="480"/>
+      </w:pPr>
+      <w:r>
+        <w:rPr>
+          <w:rFonts w:ascii="Times New Roman" w:hAnsi="Times New Roman" w:eastAsia="Times New Roman" w:cs="Times New Roman"/>
+        </w:rPr>
+        <w:t xml:space="preserve">B. 15.1%　</w:t>
+      </w:r>
+    </w:p>
+    <w:p>
+      <w:pPr>
+        <w:pStyle w:val="BodyText"/>
         <w:spacing w:before="0" w:after="0"/>
-      </w:pPr>
-      <w:r>
-        <w:rPr>
-          <w:rFonts w:ascii="Times New Roman" w:hAnsi="Times New Roman" w:eastAsia="Times New Roman" w:cs="Times New Roman"/>
-        </w:rPr>
-        <w:t xml:space="preserve">B. 15.1%　</w:t>
+        <w:ind w:left="480" w:hanging="480"/>
+      </w:pPr>
+      <w:r>
+        <w:rPr>
+          <w:rFonts w:ascii="Times New Roman" w:hAnsi="Times New Roman" w:eastAsia="Times New Roman" w:cs="Times New Roman"/>
+        </w:rPr>
+        <w:t xml:space="preserve">C. 30.2%　</w:t>
       </w:r>
     </w:p>
     <w:p>
       <w:pPr>
         <w:pStyle w:val="BodyText"/>
+        <w:spacing w:before="0" w:after="0"/>
         <w:ind w:left="480" w:hanging="480"/>
-        <w:spacing w:before="0" w:after="0"/>
-      </w:pPr>
-      <w:r>
-        <w:rPr>
-          <w:rFonts w:ascii="Times New Roman" w:hAnsi="Times New Roman" w:eastAsia="Times New Roman" w:cs="Times New Roman"/>
-        </w:rPr>
-        <w:t xml:space="preserve">C. 30.2%　</w:t>
-      </w:r>
-    </w:p>
-    <w:p>
-      <w:pPr>
-        <w:pStyle w:val="BodyText"/>
-        <w:ind w:left="480" w:hanging="480"/>
-        <w:spacing w:before="0" w:after="180"/>
       </w:pPr>
       <w:r>
         <w:rPr>
@@ -36861,8 +36985,8 @@
     <w:p>
       <w:pPr>
         <w:pStyle w:val="BodyText"/>
+        <w:spacing w:before="0" w:after="0"/>
         <w:ind w:left="480" w:hanging="480"/>
-        <w:spacing w:after="0"/>
       </w:pPr>
       <w:r>
         <w:rPr>
@@ -36923,8 +37047,8 @@
     <w:p>
       <w:pPr>
         <w:pStyle w:val="BodyText"/>
+        <w:spacing w:before="0" w:after="0"/>
         <w:ind w:left="480" w:hanging="480"/>
-        <w:spacing w:before="0" w:after="0"/>
       </w:pPr>
       <w:r>
         <w:rPr>
@@ -36985,8 +37109,8 @@
     <w:p>
       <w:pPr>
         <w:pStyle w:val="BodyText"/>
+        <w:spacing w:before="0" w:after="0"/>
         <w:ind w:left="480" w:hanging="480"/>
-        <w:spacing w:before="0" w:after="0"/>
       </w:pPr>
       <w:r>
         <w:rPr>
@@ -37047,8 +37171,8 @@
     <w:p>
       <w:pPr>
         <w:pStyle w:val="BodyText"/>
+        <w:spacing w:before="0" w:after="0"/>
         <w:ind w:left="480" w:hanging="480"/>
-        <w:spacing w:before="0" w:after="180"/>
       </w:pPr>
       <w:r>
         <w:rPr>
@@ -37503,8 +37627,8 @@
     <w:p>
       <w:pPr>
         <w:pStyle w:val="BodyText"/>
+        <w:spacing w:before="0" w:after="0"/>
         <w:ind w:left="480" w:hanging="480"/>
-        <w:spacing w:after="0"/>
       </w:pPr>
       <w:r>
         <w:rPr>
@@ -37516,34 +37640,34 @@
     <w:p>
       <w:pPr>
         <w:pStyle w:val="BodyText"/>
+        <w:spacing w:before="0" w:after="0"/>
         <w:ind w:left="480" w:hanging="480"/>
+      </w:pPr>
+      <w:r>
+        <w:rPr>
+          <w:rFonts w:ascii="Times New Roman" w:hAnsi="Times New Roman" w:eastAsia="Times New Roman" w:cs="Times New Roman"/>
+        </w:rPr>
+        <w:t xml:space="preserve">B. 30%　</w:t>
+      </w:r>
+    </w:p>
+    <w:p>
+      <w:pPr>
+        <w:pStyle w:val="BodyText"/>
         <w:spacing w:before="0" w:after="0"/>
-      </w:pPr>
-      <w:r>
-        <w:rPr>
-          <w:rFonts w:ascii="Times New Roman" w:hAnsi="Times New Roman" w:eastAsia="Times New Roman" w:cs="Times New Roman"/>
-        </w:rPr>
-        <w:t xml:space="preserve">B. 30%　</w:t>
+        <w:ind w:left="480" w:hanging="480"/>
+      </w:pPr>
+      <w:r>
+        <w:rPr>
+          <w:rFonts w:ascii="Times New Roman" w:hAnsi="Times New Roman" w:eastAsia="Times New Roman" w:cs="Times New Roman"/>
+        </w:rPr>
+        <w:t xml:space="preserve">C. 45%　</w:t>
       </w:r>
     </w:p>
     <w:p>
       <w:pPr>
         <w:pStyle w:val="BodyText"/>
+        <w:spacing w:before="0" w:after="0"/>
         <w:ind w:left="480" w:hanging="480"/>
-        <w:spacing w:before="0" w:after="0"/>
-      </w:pPr>
-      <w:r>
-        <w:rPr>
-          <w:rFonts w:ascii="Times New Roman" w:hAnsi="Times New Roman" w:eastAsia="Times New Roman" w:cs="Times New Roman"/>
-        </w:rPr>
-        <w:t xml:space="preserve">C. 45%　</w:t>
-      </w:r>
-    </w:p>
-    <w:p>
-      <w:pPr>
-        <w:pStyle w:val="BodyText"/>
-        <w:ind w:left="480" w:hanging="480"/>
-        <w:spacing w:before="0" w:after="180"/>
       </w:pPr>
       <w:r>
         <w:rPr>
@@ -37979,8 +38103,8 @@
     <w:p>
       <w:pPr>
         <w:pStyle w:val="BodyText"/>
+        <w:spacing w:before="0" w:after="0"/>
         <w:ind w:left="480" w:hanging="480"/>
-        <w:spacing w:after="0"/>
       </w:pPr>
       <w:r>
         <w:rPr>
@@ -38038,14 +38162,65 @@
     <w:p>
       <w:pPr>
         <w:pStyle w:val="BodyText"/>
+        <w:spacing w:before="0" w:after="0"/>
         <w:ind w:left="480" w:hanging="480"/>
+      </w:pPr>
+      <w:r>
+        <w:rPr>
+          <w:rFonts w:ascii="Times New Roman" w:hAnsi="Times New Roman" w:eastAsia="Times New Roman" w:cs="Times New Roman"/>
+        </w:rPr>
+        <w:t xml:space="preserve">B.</w:t>
+      </w:r>
+      <w:r>
+        <w:rPr>
+          <w:rFonts w:ascii="Times New Roman" w:hAnsi="Times New Roman" w:eastAsia="Times New Roman" w:cs="Times New Roman"/>
+        </w:rPr>
+        <w:t xml:space="preserve"> </w:t>
+      </w:r>
+      <m:oMath>
+        <m:r>
+          <m:t>26</m:t>
+        </m:r>
+        <m:r>
+          <m:t> </m:t>
+        </m:r>
+        <m:r>
+          <m:rPr>
+            <m:sty m:val="p"/>
+          </m:rPr>
+          <m:t>k</m:t>
+        </m:r>
+        <m:r>
+          <m:rPr>
+            <m:sty m:val="p"/>
+          </m:rPr>
+          <m:t>P</m:t>
+        </m:r>
+        <m:r>
+          <m:rPr>
+            <m:sty m:val="p"/>
+          </m:rPr>
+          <m:t>a</m:t>
+        </m:r>
+      </m:oMath>
+      <w:r>
+        <w:rPr>
+          <w:rFonts w:ascii="Times New Roman" w:hAnsi="Times New Roman" w:eastAsia="Times New Roman" w:cs="Times New Roman"/>
+        </w:rPr>
+        <w:t xml:space="preserve">　</w:t>
+      </w:r>
+    </w:p>
+    <w:p>
+      <w:pPr>
+        <w:pStyle w:val="BodyText"/>
         <w:spacing w:before="0" w:after="0"/>
-      </w:pPr>
-      <w:r>
-        <w:rPr>
-          <w:rFonts w:ascii="Times New Roman" w:hAnsi="Times New Roman" w:eastAsia="Times New Roman" w:cs="Times New Roman"/>
-        </w:rPr>
-        <w:t xml:space="preserve">B.</w:t>
+        <w:ind w:left="480" w:hanging="480"/>
+      </w:pPr>
+      <w:r>
+        <w:rPr>
+          <w:rFonts w:ascii="Times New Roman" w:hAnsi="Times New Roman" w:eastAsia="Times New Roman" w:cs="Times New Roman"/>
+        </w:rPr>
+        <w:t xml:space="preserve">C.</w:t>
       </w:r>
       <w:r>
         <w:rPr>
@@ -38055,7 +38230,7 @@
       </w:r>
       <m:oMath>
         <m:r>
-          <m:t>26</m:t>
+          <m:t>53</m:t>
         </m:r>
         <m:r>
           <m:t> </m:t>
@@ -38089,59 +38264,8 @@
     <w:p>
       <w:pPr>
         <w:pStyle w:val="BodyText"/>
+        <w:spacing w:before="0" w:after="0"/>
         <w:ind w:left="480" w:hanging="480"/>
-        <w:spacing w:before="0" w:after="0"/>
-      </w:pPr>
-      <w:r>
-        <w:rPr>
-          <w:rFonts w:ascii="Times New Roman" w:hAnsi="Times New Roman" w:eastAsia="Times New Roman" w:cs="Times New Roman"/>
-        </w:rPr>
-        <w:t xml:space="preserve">C.</w:t>
-      </w:r>
-      <w:r>
-        <w:rPr>
-          <w:rFonts w:ascii="Times New Roman" w:hAnsi="Times New Roman" w:eastAsia="Times New Roman" w:cs="Times New Roman"/>
-        </w:rPr>
-        <w:t xml:space="preserve"> </w:t>
-      </w:r>
-      <m:oMath>
-        <m:r>
-          <m:t>53</m:t>
-        </m:r>
-        <m:r>
-          <m:t> </m:t>
-        </m:r>
-        <m:r>
-          <m:rPr>
-            <m:sty m:val="p"/>
-          </m:rPr>
-          <m:t>k</m:t>
-        </m:r>
-        <m:r>
-          <m:rPr>
-            <m:sty m:val="p"/>
-          </m:rPr>
-          <m:t>P</m:t>
-        </m:r>
-        <m:r>
-          <m:rPr>
-            <m:sty m:val="p"/>
-          </m:rPr>
-          <m:t>a</m:t>
-        </m:r>
-      </m:oMath>
-      <w:r>
-        <w:rPr>
-          <w:rFonts w:ascii="Times New Roman" w:hAnsi="Times New Roman" w:eastAsia="Times New Roman" w:cs="Times New Roman"/>
-        </w:rPr>
-        <w:t xml:space="preserve">　</w:t>
-      </w:r>
-    </w:p>
-    <w:p>
-      <w:pPr>
-        <w:pStyle w:val="BodyText"/>
-        <w:ind w:left="480" w:hanging="480"/>
-        <w:spacing w:before="0" w:after="180"/>
       </w:pPr>
       <w:r>
         <w:rPr>
@@ -39200,8 +39324,8 @@
     <w:p>
       <w:pPr>
         <w:pStyle w:val="BodyText"/>
+        <w:spacing w:before="0" w:after="0"/>
         <w:ind w:left="480" w:hanging="480"/>
-        <w:spacing w:after="0"/>
       </w:pPr>
       <w:r>
         <w:rPr>
@@ -39347,8 +39471,8 @@
     <w:p>
       <w:pPr>
         <w:pStyle w:val="BodyText"/>
+        <w:spacing w:before="0" w:after="0"/>
         <w:ind w:left="480" w:hanging="480"/>
-        <w:spacing w:before="0" w:after="0"/>
       </w:pPr>
       <w:r>
         <w:rPr>
@@ -39468,8 +39592,8 @@
     <w:p>
       <w:pPr>
         <w:pStyle w:val="BodyText"/>
+        <w:spacing w:before="0" w:after="0"/>
         <w:ind w:left="480" w:hanging="480"/>
-        <w:spacing w:before="0" w:after="0"/>
       </w:pPr>
       <w:r>
         <w:rPr>
@@ -39589,8 +39713,8 @@
     <w:p>
       <w:pPr>
         <w:pStyle w:val="BodyText"/>
+        <w:spacing w:before="0" w:after="0"/>
         <w:ind w:left="480" w:hanging="480"/>
-        <w:spacing w:before="0" w:after="180"/>
       </w:pPr>
       <w:r>
         <w:rPr>
@@ -39751,7 +39875,6 @@
     <w:bookmarkEnd w:id="73"/>
     <w:bookmarkEnd w:id="74"/>
     <w:sectPr>
-      <w:headerReference w:type="default" r:id="rId46"/>
       <w:footerReference w:type="default" r:id="rId9"/>
       <w:footnotePr>
         <w:numRestart w:val="eachSect"/>
@@ -39778,16 +39901,6 @@
       <w:rPr>
         <w:rFonts w:ascii="Times New Roman" w:hAnsi="Times New Roman" w:eastAsia="Times New Roman" w:cs="Times New Roman"/>
         <w:b w:val="0"/>
-        <w:color w:val="000000"/>
-        <w:sz w:val="20"/>
-      </w:rPr>
-      <w:t xml:space="preserve">第 </w:t>
-    </w:r>
-    <w:r>
-      <w:rPr>
-        <w:rFonts w:ascii="Times New Roman" w:hAnsi="Times New Roman" w:eastAsia="Times New Roman" w:cs="Times New Roman"/>
-        <w:b w:val="0"/>
-        <w:color w:val="000000"/>
         <w:sz w:val="20"/>
       </w:rPr>
       <w:fldChar w:fldCharType="begin"/>
@@ -39796,7 +39909,6 @@
       <w:rPr>
         <w:rFonts w:ascii="Times New Roman" w:hAnsi="Times New Roman" w:eastAsia="Times New Roman" w:cs="Times New Roman"/>
         <w:b w:val="0"/>
-        <w:color w:val="000000"/>
         <w:sz w:val="20"/>
       </w:rPr>
       <w:instrText xml:space="preserve"> PAGE </w:instrText>
@@ -39805,91 +39917,9 @@
       <w:rPr>
         <w:rFonts w:ascii="Times New Roman" w:hAnsi="Times New Roman" w:eastAsia="Times New Roman" w:cs="Times New Roman"/>
         <w:b w:val="0"/>
-        <w:color w:val="000000"/>
-        <w:sz w:val="20"/>
-      </w:rPr>
-      <w:fldChar w:fldCharType="separate"/>
-    </w:r>
-    <w:r>
-      <w:rPr>
-        <w:rFonts w:ascii="Times New Roman" w:hAnsi="Times New Roman" w:eastAsia="Times New Roman" w:cs="Times New Roman"/>
-        <w:b w:val="0"/>
-        <w:color w:val="000000"/>
-        <w:sz w:val="20"/>
-      </w:rPr>
-      <w:t>1</w:t>
-    </w:r>
-    <w:r>
-      <w:rPr>
-        <w:rFonts w:ascii="Times New Roman" w:hAnsi="Times New Roman" w:eastAsia="Times New Roman" w:cs="Times New Roman"/>
-        <w:b w:val="0"/>
-        <w:color w:val="000000"/>
         <w:sz w:val="20"/>
       </w:rPr>
       <w:fldChar w:fldCharType="end"/>
-    </w:r>
-    <w:r>
-      <w:rPr>
-        <w:rFonts w:ascii="Times New Roman" w:hAnsi="Times New Roman" w:eastAsia="Times New Roman" w:cs="Times New Roman"/>
-        <w:b w:val="0"/>
-        <w:color w:val="000000"/>
-        <w:sz w:val="20"/>
-      </w:rPr>
-      <w:t xml:space="preserve"> 页 / 共 </w:t>
-    </w:r>
-    <w:r>
-      <w:rPr>
-        <w:rFonts w:ascii="Times New Roman" w:hAnsi="Times New Roman" w:eastAsia="Times New Roman" w:cs="Times New Roman"/>
-        <w:b w:val="0"/>
-        <w:color w:val="000000"/>
-        <w:sz w:val="20"/>
-      </w:rPr>
-      <w:fldChar w:fldCharType="begin"/>
-    </w:r>
-    <w:r>
-      <w:rPr>
-        <w:rFonts w:ascii="Times New Roman" w:hAnsi="Times New Roman" w:eastAsia="Times New Roman" w:cs="Times New Roman"/>
-        <w:b w:val="0"/>
-        <w:color w:val="000000"/>
-        <w:sz w:val="20"/>
-      </w:rPr>
-      <w:instrText xml:space="preserve"> NUMPAGES </w:instrText>
-    </w:r>
-    <w:r>
-      <w:rPr>
-        <w:rFonts w:ascii="Times New Roman" w:hAnsi="Times New Roman" w:eastAsia="Times New Roman" w:cs="Times New Roman"/>
-        <w:b w:val="0"/>
-        <w:color w:val="000000"/>
-        <w:sz w:val="20"/>
-      </w:rPr>
-      <w:fldChar w:fldCharType="separate"/>
-    </w:r>
-    <w:r>
-      <w:rPr>
-        <w:rFonts w:ascii="Times New Roman" w:hAnsi="Times New Roman" w:eastAsia="Times New Roman" w:cs="Times New Roman"/>
-        <w:b w:val="0"/>
-        <w:color w:val="000000"/>
-        <w:sz w:val="20"/>
-      </w:rPr>
-      <w:t>1</w:t>
-    </w:r>
-    <w:r>
-      <w:rPr>
-        <w:rFonts w:ascii="Times New Roman" w:hAnsi="Times New Roman" w:eastAsia="Times New Roman" w:cs="Times New Roman"/>
-        <w:b w:val="0"/>
-        <w:color w:val="000000"/>
-        <w:sz w:val="20"/>
-      </w:rPr>
-      <w:fldChar w:fldCharType="end"/>
-    </w:r>
-    <w:r>
-      <w:rPr>
-        <w:rFonts w:ascii="Times New Roman" w:hAnsi="Times New Roman" w:eastAsia="Times New Roman" w:cs="Times New Roman"/>
-        <w:b w:val="0"/>
-        <w:color w:val="000000"/>
-        <w:sz w:val="20"/>
-      </w:rPr>
-      <w:t xml:space="preserve"> 页</w:t>
     </w:r>
   </w:p>
 </w:ftr>
@@ -39912,28 +39942,6 @@
     </w:p>
   </w:footnote>
 </w:footnotes>
-</file>
-
-<file path=word/header1.xml><?xml version="1.0" encoding="utf-8"?>
-<w:hdr xmlns:m="http://schemas.openxmlformats.org/officeDocument/2006/math" xmlns:mc="http://schemas.openxmlformats.org/markup-compatibility/2006" xmlns:mo="http://schemas.microsoft.com/office/mac/office/2008/main" xmlns:mv="urn:schemas-microsoft-com:mac:vml" xmlns:o="urn:schemas-microsoft-com:office:office" xmlns:r="http://schemas.openxmlformats.org/officeDocument/2006/relationships" xmlns:v="urn:schemas-microsoft-com:vml" xmlns:w10="urn:schemas-microsoft-com:office:word" xmlns:w14="http://schemas.microsoft.com/office/word/2010/wordml" xmlns:w="http://schemas.openxmlformats.org/wordprocessingml/2006/main" xmlns:wne="http://schemas.microsoft.com/office/word/2006/wordml" xmlns:wp14="http://schemas.microsoft.com/office/word/2010/wordprocessingDrawing" xmlns:wp="http://schemas.openxmlformats.org/drawingml/2006/wordprocessingDrawing" xmlns:wpc="http://schemas.microsoft.com/office/word/2010/wordprocessingCanvas" xmlns:wpg="http://schemas.microsoft.com/office/word/2010/wordprocessingGroup" xmlns:wpi="http://schemas.microsoft.com/office/word/2010/wordprocessingInk" xmlns:wps="http://schemas.microsoft.com/office/word/2010/wordprocessingShape" mc:Ignorable="w14 wp14">
-  <w:p>
-    <w:pPr>
-      <w:jc w:val="right"/>
-      <w:pBdr>
-        <w:bottom w:val="single" w:sz="4" w:space="2" w:color="000000"/>
-      </w:pBdr>
-    </w:pPr>
-    <w:r>
-      <w:rPr>
-        <w:rFonts w:ascii="Times New Roman" w:hAnsi="Times New Roman" w:eastAsia="Times New Roman" w:cs="Times New Roman"/>
-        <w:b w:val="0"/>
-        <w:color w:val="000000"/>
-        <w:sz w:val="18"/>
-      </w:rPr>
-      <w:t xml:space="preserve">第一轮化学原理·化学平衡 习题集</w:t>
-    </w:r>
-  </w:p>
-</w:hdr>
 </file>
 
 <file path=word/numbering.xml><?xml version="1.0" encoding="utf-8"?>
